--- a/brain/BusinessArtifacts/epic_planning_prompt_v014.docx
+++ b/brain/BusinessArtifacts/epic_planning_prompt_v014.docx
@@ -143,7 +143,7 @@
         <w:pStyle w:val="ListBullet"/>
       </w:pPr>
       <w:r>
-        <w:t>Boss controls scope. You assess risk but may NOT defer mandatory items.</w:t>
+        <w:t>Human controls scope. You assess risk but may NOT defer mandatory items.</w:t>
       </w:r>
     </w:p>
     <w:p>
@@ -320,7 +320,7 @@
     </w:p>
     <w:p>
       <w:r>
-        <w:t>Date: 2026-04-01 | From: Boss | To: GPT (Enterprise Architect) | Iteration: 1 of 1000</w:t>
+        <w:t>Date: 2026-04-01 | From: Human | To: GPT (Enterprise Architect) | Iteration: 1 of 1000</w:t>
       </w:r>
     </w:p>
     <w:p>
@@ -376,7 +376,7 @@
         <w:pStyle w:val="ListBullet"/>
       </w:pPr>
       <w:r>
-        <w:t>Boss: CEO/QA, final gate authority</w:t>
+        <w:t>Human: CEO/QA, final gate authority</w:t>
       </w:r>
     </w:p>
     <w:p>
@@ -592,11 +592,9 @@
         <w:rPr>
           <w:b/>
         </w:rPr>
-        <w:t xml:space="preserve">Feature completeness rule: </w:t>
+        <w:t>Feature completeness rule: A sprint must release entire features. All stories in a feature must land in the same sprint. A feature may NOT be split across sprints unless human explicitly authorizes an exception. Every sprint must deliver at least one complete feature. No empty sprints, no infrastructure-only sprints.</w:t>
       </w:r>
-      <w:r>
-        <w:t>A sprint must release entire features. All stories in a feature must land in the same sprint. A feature may NOT be split across sprints unless Boss explicitly authorizes an exception. Every sprint must deliver at least one complete feature. No empty sprints, no infrastructure-only sprints.</w:t>
-      </w:r>
+      <w:r/>
     </w:p>
     <w:p>
       <w:r>
@@ -614,11 +612,9 @@
         <w:rPr>
           <w:b/>
         </w:rPr>
-        <w:t xml:space="preserve">Scope rule: </w:t>
+        <w:t>Scope rule: The scope of this plan cannot exceed what is defined or implied in this assignment. No feature, story, or requirement may be added beyond what human has authorized or implied. Scope may be deferred or dropped, never expanded. GPT owns the risk matrix — including the risk that the authorized scope is insufficient to deliver the epic. Claude and GPT collaborate on identifying risks, but GPT has final authority on what enters the risk matrix and the discretion to override Claude.</w:t>
       </w:r>
-      <w:r>
-        <w:t>The scope of this plan cannot exceed what is defined or implied in this assignment. No feature, story, or requirement may be added beyond what Boss has authorized or implied. Scope may be deferred or dropped, never expanded. GPT owns the risk matrix — including the risk that the authorized scope is insufficient to deliver the epic. Claude and GPT collaborate on identifying risks, but GPT has final authority on what enters the risk matrix and the discretion to override Claude.</w:t>
-      </w:r>
+      <w:r/>
     </w:p>
     <w:p>
       <w:r>
@@ -654,11 +650,9 @@
         <w:rPr>
           <w:b/>
         </w:rPr>
-        <w:t xml:space="preserve">Boss’s non-binding suggestion: </w:t>
+        <w:t>Human’s non-binding suggestion: Prescription behavior mapped to diseases. This is the secret AI-enhanced feature — the ability to analyze how a provider prescribes relative to the conditions they treat. This is a differentiator and should be treated as a premium quality measure.</w:t>
       </w:r>
-      <w:r>
-        <w:t>Prescription behavior mapped to diseases. This is the secret AI-enhanced feature — the ability to analyze how a provider prescribes relative to the conditions they treat. This is a differentiator and should be treated as a premium quality measure.</w:t>
-      </w:r>
+      <w:r/>
     </w:p>
     <w:p>
       <w:r>
@@ -782,7 +776,7 @@
     </w:p>
     <w:p>
       <w:r>
-        <w:t>Definition of Done: Boss signs off as sufficient subsequent to UAT.</w:t>
+        <w:t>Definition of Done: Human signs off as sufficient subsequent to UAT.</w:t>
       </w:r>
     </w:p>
     <w:p>
@@ -838,7 +832,7 @@
         <w:pStyle w:val="ListBullet"/>
       </w:pPr>
       <w:r>
-        <w:t>EVAL-P-RX: Prescription Behavior Analysis (Boss’s non-binding suggestion)</w:t>
+        <w:t>EVAL-P-RX: Prescription Behavior Analysis (human’s non-binding suggestion)</w:t>
       </w:r>
     </w:p>
     <w:p>
@@ -960,7 +954,7 @@
     </w:p>
     <w:p>
       <w:r>
-        <w:t>Definition of Done: Boss signs off as sufficient subsequent to UAT.</w:t>
+        <w:t>Definition of Done: Human signs off as sufficient subsequent to UAT.</w:t>
       </w:r>
     </w:p>
     <w:p>
@@ -1133,7 +1127,7 @@
     </w:p>
     <w:p>
       <w:r>
-        <w:t>Not all items will fit in 20% — prioritize by risk, tell Boss what defers to v0.1.5.</w:t>
+        <w:t>Not all items will fit in 20% — prioritize by risk, tell human what defers to v0.1.5.</w:t>
       </w:r>
     </w:p>
     <w:p>
@@ -1186,7 +1180,7 @@
         <w:pStyle w:val="ListBullet"/>
       </w:pPr>
       <w:r>
-        <w:t>Sprint 5: Apr 26 - May 1 — UAT and release. No new development. Bug fixes only. Boss sign-off (GOV-007).</w:t>
+        <w:t>Sprint 5: Apr 26 - May 1 — UAT and release. No new development. Bug fixes only. Human sign-off (GOV-007).</w:t>
       </w:r>
     </w:p>
     <w:p>
@@ -1358,6 +1352,8 @@
       </w:r>
     </w:p>
     <w:sectPr>
+      <w:headerReference w:type="default" r:id="rId9"/>
+      <w:footerReference w:type="default" r:id="rId10"/>
       <w:pgSz w:w="12240" w:h="15840"/>
       <w:pgMar w:top="1440" w:right="1800" w:bottom="1440" w:left="1800" w:header="720" w:footer="720" w:gutter="0"/>
       <w:cols w:space="720"/>
@@ -1365,6 +1361,26 @@
     </w:sectPr>
   </w:body>
 </w:document>
+</file>
+
+<file path=word/footer1.xml><?xml version="1.0" encoding="utf-8"?>
+<w:ftr xmlns:m="http://schemas.openxmlformats.org/officeDocument/2006/math" xmlns:mc="http://schemas.openxmlformats.org/markup-compatibility/2006" xmlns:mo="http://schemas.microsoft.com/office/mac/office/2008/main" xmlns:mv="urn:schemas-microsoft-com:mac:vml" xmlns:o="urn:schemas-microsoft-com:office:office" xmlns:r="http://schemas.openxmlformats.org/officeDocument/2006/relationships" xmlns:v="urn:schemas-microsoft-com:vml" xmlns:w10="urn:schemas-microsoft-com:office:word" xmlns:w14="http://schemas.microsoft.com/office/word/2010/wordml" xmlns:w="http://schemas.openxmlformats.org/wordprocessingml/2006/main" xmlns:wne="http://schemas.microsoft.com/office/word/2006/wordml" xmlns:wp14="http://schemas.microsoft.com/office/word/2010/wordprocessingDrawing" xmlns:wp="http://schemas.openxmlformats.org/drawingml/2006/wordprocessingDrawing" xmlns:wpc="http://schemas.microsoft.com/office/word/2010/wordprocessingCanvas" xmlns:wpg="http://schemas.microsoft.com/office/word/2010/wordprocessingGroup" xmlns:wpi="http://schemas.microsoft.com/office/word/2010/wordprocessingInk" xmlns:wps="http://schemas.microsoft.com/office/word/2010/wordprocessingShape" mc:Ignorable="w14 wp14">
+  <w:p>
+    <w:pPr>
+      <w:pStyle w:val="Footer"/>
+    </w:pPr>
+  </w:p>
+</w:ftr>
+</file>
+
+<file path=word/header1.xml><?xml version="1.0" encoding="utf-8"?>
+<w:hdr xmlns:m="http://schemas.openxmlformats.org/officeDocument/2006/math" xmlns:mc="http://schemas.openxmlformats.org/markup-compatibility/2006" xmlns:mo="http://schemas.microsoft.com/office/mac/office/2008/main" xmlns:mv="urn:schemas-microsoft-com:mac:vml" xmlns:o="urn:schemas-microsoft-com:office:office" xmlns:r="http://schemas.openxmlformats.org/officeDocument/2006/relationships" xmlns:v="urn:schemas-microsoft-com:vml" xmlns:w10="urn:schemas-microsoft-com:office:word" xmlns:w14="http://schemas.microsoft.com/office/word/2010/wordml" xmlns:w="http://schemas.openxmlformats.org/wordprocessingml/2006/main" xmlns:wne="http://schemas.microsoft.com/office/word/2006/wordml" xmlns:wp14="http://schemas.microsoft.com/office/word/2010/wordprocessingDrawing" xmlns:wp="http://schemas.openxmlformats.org/drawingml/2006/wordprocessingDrawing" xmlns:wpc="http://schemas.microsoft.com/office/word/2010/wordprocessingCanvas" xmlns:wpg="http://schemas.microsoft.com/office/word/2010/wordprocessingGroup" xmlns:wpi="http://schemas.microsoft.com/office/word/2010/wordprocessingInk" xmlns:wps="http://schemas.microsoft.com/office/word/2010/wordprocessingShape" mc:Ignorable="w14 wp14">
+  <w:p>
+    <w:pPr>
+      <w:pStyle w:val="Header"/>
+    </w:pPr>
+  </w:p>
+</w:hdr>
 </file>
 
 <file path=word/numbering.xml><?xml version="1.0" encoding="utf-8"?>
